--- a/基于 YOLOv8 与注意力机制的疲劳驾驶面部识别系统0523.docx
+++ b/基于 YOLOv8 与注意力机制的疲劳驾驶面部识别系统0523.docx
@@ -8280,14 +8280,10 @@
         <w:spacing w:after="80"/>
       </w:pPr>
       <w:r>
-        <w:t>从任务设计看，本文并不直接把整幅图像划分为疲劳或非疲劳，而是先检测出可以解释的面部局部目标，再把检测结果交给疲劳状态判定规则。这样做能够保留检测框、类别置信度和状态来源，使系统输出更容易被观察和解释。本文数据集类别及其标注含义如表</w:t>
-      </w:r>
-      <w:r>
-        <w:t xml:space="preserve"> 3-1 </w:t>
-      </w:r>
-      <w:r>
-        <w:t>所示。</w:t>
-      </w:r>
+        <w:t>从任务设计看，本文并不直接把整幅图像划分为疲劳或非疲劳，而是先检测出可以解释的面部局部目标，再把检测结果交给疲劳状态判定规则。这样做能够保留检测框、类别置信度和状态来源，使系统输出更容易被观察和解释。本文数据集类别及其标注含义如表3-1所示。</w:t>
+      </w:r>
+      <w:r/>
+      <w:r/>
     </w:p>
     <w:p>
       <w:pPr>
@@ -8908,20 +8904,12 @@
         <w:spacing w:after="80"/>
       </w:pPr>
       <w:r>
-        <w:t>本文所用数据集共有</w:t>
-      </w:r>
-      <w:r>
-        <w:t>5413</w:t>
-      </w:r>
-      <w:r>
-        <w:t>张图片，已经分成训练集、验证集和测试集。训练集用来进行模型参数的学习，验证集用作训练过程中性能的评价以及模型的选择，测试集用在后续的系统演示以及泛化效果的观察上。具体划分如表</w:t>
-      </w:r>
-      <w:r>
-        <w:t xml:space="preserve"> 3-2 </w:t>
-      </w:r>
-      <w:r>
-        <w:t>所示。</w:t>
-      </w:r>
+        <w:t>本文所用数据集共有5413张图片，已经分成训练集、验证集和测试集。训练集用来进行模型参数的学习，验证集用作训练过程中性能的评价以及模型的选择，测试集用在后续的系统演示以及泛化效果的观察上。具体划分如表3-2所示。</w:t>
+      </w:r>
+      <w:r/>
+      <w:r/>
+      <w:r/>
+      <w:r/>
     </w:p>
     <w:p>
       <w:pPr>
@@ -9576,32 +9564,16 @@
         <w:spacing w:after="80"/>
       </w:pPr>
       <w:r>
-        <w:t>为更好地了解数据集质量，本文对</w:t>
-      </w:r>
-      <w:r>
-        <w:t>train</w:t>
-      </w:r>
-      <w:r>
-        <w:t>、</w:t>
-      </w:r>
-      <w:r>
-        <w:t>valid</w:t>
-      </w:r>
-      <w:r>
-        <w:t>、</w:t>
-      </w:r>
-      <w:r>
-        <w:t>test</w:t>
-      </w:r>
-      <w:r>
-        <w:t>三个划分中的标签文件进行统计，得到三种目标实例数量。类别分布统计结果如图</w:t>
-      </w:r>
-      <w:r>
-        <w:t xml:space="preserve"> 3-1 </w:t>
-      </w:r>
-      <w:r>
-        <w:t>所示。</w:t>
-      </w:r>
+        <w:t>为更好地了解数据集质量，本文对train、valid、test三个划分中的标签文件进行统计，得到三种目标实例数量。类别分布统计结果如图3-1所示。</w:t>
+      </w:r>
+      <w:r/>
+      <w:r/>
+      <w:r/>
+      <w:r/>
+      <w:r/>
+      <w:r/>
+      <w:r/>
+      <w:r/>
     </w:p>
     <w:p>
       <w:pPr>
@@ -10900,14 +10872,10 @@
         <w:spacing w:after="80"/>
       </w:pPr>
       <w:r>
-        <w:t>这种规则的优点是简单、可解释，能够把模型检测结果转换为界面可显示的状态文本。其不足是仍依赖窗口长度和阈值选择，对眨眼频率、闭眼持续时间和驾驶员个体差异建模不足。因此，本文在第七章将时序模型和真实视频数据作为后续改进方向。疲劳状态判定规则如表</w:t>
-      </w:r>
-      <w:r>
-        <w:t xml:space="preserve"> 4-1 </w:t>
-      </w:r>
-      <w:r>
-        <w:t>所示。</w:t>
-      </w:r>
+        <w:t>这种规则的优点是简单、可解释，能够把模型检测结果转换为界面可显示的状态文本。其不足是仍依赖窗口长度和阈值选择，对眨眼频率、闭眼持续时间和驾驶员个体差异建模不足。因此，本文在第七章将时序模型和真实视频数据作为后续改进方向。疲劳状态判定规则如表4-1所示。</w:t>
+      </w:r>
+      <w:r/>
+      <w:r/>
     </w:p>
     <w:p>
       <w:pPr>
@@ -11454,143 +11422,58 @@
         <w:spacing w:after="80"/>
       </w:pPr>
       <w:r>
-        <w:lastRenderedPageBreak/>
-        <w:t>本文训练在</w:t>
+        <w:t>本文训练在Slurm GPU节点上完成，GPU为Tesla V100 32GB，batch size为16，输入尺寸为640，训练轮数为50。优化器采用AdamW，初始学习率设为0.001，权重衰减设为0.0005，学习率策略为Cosine LR，使用YOLOv8n预训练权重初始化，不额外使用标签平滑。验证阶段记录Precision、Recall、mAP50、mAP50-95、类别指标、PR曲线、F1曲线和混淆矩阵。模型训练参数设置如表4-2所示。</w:t>
       </w:r>
       <w:proofErr w:type="spellStart"/>
-      <w:r>
-        <w:t>Slurm</w:t>
-      </w:r>
+      <w:r/>
       <w:proofErr w:type="spellEnd"/>
-      <w:r>
-        <w:t xml:space="preserve"> GPU</w:t>
-      </w:r>
-      <w:r>
-        <w:t>节点上完成，</w:t>
-      </w:r>
-      <w:r>
-        <w:t>GPU</w:t>
-      </w:r>
-      <w:r>
-        <w:t>为</w:t>
-      </w:r>
-      <w:r>
-        <w:t>Tesla V100 32GB</w:t>
-      </w:r>
-      <w:r>
-        <w:t>，</w:t>
-      </w:r>
-      <w:r>
-        <w:t>batch size</w:t>
-      </w:r>
-      <w:r>
-        <w:t>为</w:t>
-      </w:r>
-      <w:r>
-        <w:t>16</w:t>
-      </w:r>
-      <w:r>
-        <w:t>，输入尺寸为</w:t>
-      </w:r>
-      <w:r>
-        <w:t>640</w:t>
-      </w:r>
-      <w:r>
-        <w:t>，训练轮数为</w:t>
-      </w:r>
-      <w:r>
-        <w:t>50</w:t>
-      </w:r>
-      <w:r>
-        <w:t>。优化器采用</w:t>
-      </w:r>
+      <w:r/>
+      <w:r/>
+      <w:r/>
+      <w:r/>
+      <w:r/>
+      <w:r/>
+      <w:r/>
+      <w:r/>
+      <w:r/>
+      <w:r/>
+      <w:r/>
+      <w:r/>
+      <w:r/>
+      <w:r/>
       <w:proofErr w:type="spellStart"/>
-      <w:r>
-        <w:t>AdamW</w:t>
-      </w:r>
+      <w:r/>
       <w:proofErr w:type="spellEnd"/>
-      <w:r>
-        <w:t>，初始学习率设为</w:t>
-      </w:r>
-      <w:r>
-        <w:t>0.001</w:t>
-      </w:r>
-      <w:r>
-        <w:t>，权重衰减设为</w:t>
-      </w:r>
-      <w:r>
-        <w:t>0.0005</w:t>
-      </w:r>
-      <w:r>
-        <w:t>，学习率策略为</w:t>
-      </w:r>
-      <w:r>
-        <w:t>Cosine LR</w:t>
-      </w:r>
-      <w:r>
-        <w:t>，使用</w:t>
-      </w:r>
-      <w:r>
-        <w:t>YOLOv8n</w:t>
-      </w:r>
+      <w:r/>
+      <w:r/>
+      <w:r/>
+      <w:r/>
+      <w:r/>
+      <w:r/>
+      <w:r/>
+      <w:r/>
       <w:proofErr w:type="gramStart"/>
-      <w:r>
-        <w:t>预训练</w:t>
-      </w:r>
+      <w:r/>
       <w:proofErr w:type="gramEnd"/>
-      <w:r>
-        <w:t>权重初始化，</w:t>
-      </w:r>
+      <w:r/>
       <w:proofErr w:type="gramStart"/>
-      <w:r>
-        <w:t>不</w:t>
-      </w:r>
+      <w:r/>
       <w:proofErr w:type="gramEnd"/>
-      <w:r>
-        <w:t>额外使用标签平滑。验证阶段记录</w:t>
-      </w:r>
-      <w:r>
-        <w:t>Precision</w:t>
-      </w:r>
-      <w:r>
-        <w:t>、</w:t>
-      </w:r>
-      <w:r>
-        <w:t>Recall</w:t>
-      </w:r>
-      <w:r>
-        <w:t>、</w:t>
-      </w:r>
-      <w:r>
-        <w:t>mAP50</w:t>
-      </w:r>
-      <w:r>
-        <w:t>、</w:t>
-      </w:r>
-      <w:r>
-        <w:t>mAP50-95</w:t>
-      </w:r>
-      <w:r>
-        <w:t>、类别指标、</w:t>
-      </w:r>
-      <w:r>
-        <w:t>PR</w:t>
-      </w:r>
-      <w:r>
-        <w:t>曲线、</w:t>
-      </w:r>
-      <w:r>
-        <w:t>F1</w:t>
-      </w:r>
-      <w:r>
-        <w:t>曲线和混淆矩阵。模型训练参数设置如表</w:t>
-      </w:r>
-      <w:r>
-        <w:t xml:space="preserve"> 4-2 </w:t>
-      </w:r>
-      <w:r>
-        <w:t>所示。</w:t>
-      </w:r>
+      <w:r/>
+      <w:r/>
+      <w:r/>
+      <w:r/>
+      <w:r/>
+      <w:r/>
+      <w:r/>
+      <w:r/>
+      <w:r/>
+      <w:r/>
+      <w:r/>
+      <w:r/>
+      <w:r/>
+      <w:r/>
+      <w:r/>
     </w:p>
     <w:p>
       <w:pPr>
@@ -12925,58 +12808,26 @@
         <w:spacing w:after="80"/>
       </w:pPr>
       <w:r>
-        <w:t>对比实验主要回答三个问题：第一，</w:t>
-      </w:r>
-      <w:r>
-        <w:t>CBAM</w:t>
-      </w:r>
-      <w:r>
-        <w:t>加入后整体</w:t>
-      </w:r>
+        <w:t>对比实验主要回答三个问题：第一，CBAM加入后整体mAP和Recall是否提升；第二，注意力机制是否改善样本较少且局部变化较大的Yawn类别；第三，精度提升是否以明显推理耗时增加为代价。为避免单一指标造成片面判断，本文结合整体指标、类别指标、PR曲线、F1曲线和混淆矩阵综合分析。基线模型和CBAM改进模型的对比结果如表5-1所示。</w:t>
+      </w:r>
+      <w:r/>
+      <w:r/>
       <w:proofErr w:type="spellStart"/>
-      <w:r>
-        <w:t>mAP</w:t>
-      </w:r>
+      <w:r/>
       <w:proofErr w:type="spellEnd"/>
-      <w:r>
-        <w:t>和</w:t>
-      </w:r>
-      <w:r>
-        <w:t>Recall</w:t>
-      </w:r>
-      <w:r>
-        <w:t>是否提升；第二，注意力机制是否改善样本较少且局部变化较大的</w:t>
-      </w:r>
-      <w:r>
-        <w:t>Yawn</w:t>
-      </w:r>
-      <w:r>
-        <w:t>类别；第三，精度提升是否以明显推理耗时增加为代价。为避免单一指标造成片面判断，本文结合整体指标、类别指标、</w:t>
-      </w:r>
-      <w:r>
-        <w:t>PR</w:t>
-      </w:r>
-      <w:r>
-        <w:t>曲线、</w:t>
-      </w:r>
-      <w:r>
-        <w:t>F1</w:t>
-      </w:r>
-      <w:r>
-        <w:t>曲线和混淆矩阵综合分析。基线模型和</w:t>
-      </w:r>
-      <w:r>
-        <w:t>CBAM</w:t>
-      </w:r>
-      <w:r>
-        <w:t>改进模型的对比结果如表</w:t>
-      </w:r>
-      <w:r>
-        <w:t xml:space="preserve"> 5-1 </w:t>
-      </w:r>
-      <w:r>
-        <w:t>所示。</w:t>
-      </w:r>
+      <w:r/>
+      <w:r/>
+      <w:r/>
+      <w:r/>
+      <w:r/>
+      <w:r/>
+      <w:r/>
+      <w:r/>
+      <w:r/>
+      <w:r/>
+      <w:r/>
+      <w:r/>
+      <w:r/>
     </w:p>
     <w:p>
       <w:pPr>
@@ -13678,59 +13529,25 @@
         <w:pStyle w:val="QHB"/>
       </w:pPr>
       <w:r>
-        <w:t>PR</w:t>
-      </w:r>
-      <w:r>
-        <w:t>曲线反映不同置信度阈值下</w:t>
-      </w:r>
-      <w:r>
-        <w:t>Precision</w:t>
-      </w:r>
-      <w:r>
-        <w:t>与</w:t>
-      </w:r>
-      <w:r>
-        <w:t>Recall</w:t>
-      </w:r>
-      <w:r>
-        <w:t>的变化关系。基线模型与</w:t>
-      </w:r>
-      <w:r>
-        <w:t>CBAM</w:t>
-      </w:r>
-      <w:r>
-        <w:t>模型的</w:t>
-      </w:r>
-      <w:r>
-        <w:t>PR</w:t>
-      </w:r>
-      <w:r>
-        <w:t>曲线分别如图</w:t>
-      </w:r>
-      <w:r>
-        <w:t xml:space="preserve"> 5-1 </w:t>
-      </w:r>
-      <w:r>
-        <w:t>和图</w:t>
-      </w:r>
-      <w:r>
-        <w:t xml:space="preserve"> 5-2 </w:t>
-      </w:r>
-      <w:r>
-        <w:t>所示。曲线越接近右上角，说明模型在较高召回率下仍能保持较好准确率。对比两组曲线可以发现，</w:t>
-      </w:r>
-      <w:r>
-        <w:t>CBAM</w:t>
-      </w:r>
-      <w:r>
-        <w:t>模型整体</w:t>
-      </w:r>
-      <w:r>
-        <w:t>PR</w:t>
-      </w:r>
-      <w:r>
-        <w:t>曲线更靠近右上区域，说明注意力模块增强了模型对关键局部区域的响应能力。</w:t>
-      </w:r>
+        <w:t>PR曲线反映不同置信度阈值下Precision与Recall的变化关系。基线模型与CBAM模型的PR曲线分别如图5-1和图5-2所示。曲线越接近右上角，说明模型在较高召回率下仍能保持较好准确率。对比两组曲线可以发现，CBAM模型整体PR曲线更靠近右上区域，说明注意力模块增强了模型对关键局部区域的响应能力。</w:t>
+      </w:r>
+      <w:r/>
+      <w:r/>
+      <w:r/>
+      <w:r/>
+      <w:r/>
+      <w:r/>
+      <w:r/>
+      <w:r/>
+      <w:r/>
+      <w:r/>
+      <w:r/>
+      <w:r/>
+      <w:r/>
+      <w:r/>
+      <w:r/>
+      <w:r/>
+      <w:r/>
     </w:p>
     <w:p>
       <w:pPr>
@@ -13877,61 +13694,27 @@
         <w:pStyle w:val="QHB"/>
       </w:pPr>
       <w:r>
-        <w:t>F1</w:t>
+        <w:t>F1值综合Precision和Recall，用于评价不同置信度阈值下模型的整体检测平衡。基线模型和CBAM模型的F1曲线分别如图5-3和图5-4所示。CBAM模型在较宽阈值区间内保持更稳定的F1表现，说明其并非只在某一个特定阈值下偶然提升，而是在整体置信度变化过程中具有更好的综合表现。</w:t>
       </w:r>
       <w:proofErr w:type="gramStart"/>
-      <w:r>
-        <w:t>值综合</w:t>
-      </w:r>
+      <w:r/>
       <w:proofErr w:type="gramEnd"/>
-      <w:r>
-        <w:t>Precision</w:t>
-      </w:r>
-      <w:r>
-        <w:t>和</w:t>
-      </w:r>
-      <w:r>
-        <w:t>Recall</w:t>
-      </w:r>
-      <w:r>
-        <w:t>，用于评价不同置信度阈值下模型的整体检测平衡。基线模型和</w:t>
-      </w:r>
-      <w:r>
-        <w:t>CBAM</w:t>
-      </w:r>
-      <w:r>
-        <w:t>模型的</w:t>
-      </w:r>
-      <w:r>
-        <w:t>F1</w:t>
-      </w:r>
-      <w:r>
-        <w:t>曲线分别如图</w:t>
-      </w:r>
-      <w:r>
-        <w:t xml:space="preserve"> 5-3 </w:t>
-      </w:r>
-      <w:r>
-        <w:t>和图</w:t>
-      </w:r>
-      <w:r>
-        <w:t xml:space="preserve"> 5-4 </w:t>
-      </w:r>
-      <w:r>
-        <w:t>所示。</w:t>
-      </w:r>
-      <w:r>
-        <w:t>CBAM</w:t>
-      </w:r>
-      <w:r>
-        <w:t>模型在较宽阈值区间内保持更稳定的</w:t>
-      </w:r>
-      <w:r>
-        <w:t>F1</w:t>
-      </w:r>
-      <w:r>
-        <w:t>表现，说明其并非只在某一个特定阈值下偶然提升，而是在整体置信度变化过程中具有更好的综合表现。</w:t>
-      </w:r>
+      <w:r/>
+      <w:r/>
+      <w:r/>
+      <w:r/>
+      <w:r/>
+      <w:r/>
+      <w:r/>
+      <w:r/>
+      <w:r/>
+      <w:r/>
+      <w:r/>
+      <w:r/>
+      <w:r/>
+      <w:r/>
+      <w:r/>
+      <w:r/>
     </w:p>
     <w:p>
       <w:pPr>
@@ -14925,142 +14708,58 @@
         <w:spacing w:after="80"/>
       </w:pPr>
       <w:r>
-        <w:t>从表</w:t>
-      </w:r>
-      <w:r>
-        <w:t xml:space="preserve"> 5-2 </w:t>
-      </w:r>
-      <w:r>
-        <w:t>可以看出，</w:t>
-      </w:r>
+        <w:t>从表5-2 可以看出，Eyeclosed类别mAP50达到0.973，检测效果最好；Eyeopen类别mAP50为0.839，表现相对稳定；Yawn类别mAP50为0.762，低于眼部类别，但相比基线模型约0.693已有明显提高。Yawn类别样本数量只有757个，少于Eyeclosed和Eyeopen，但Recall较高，可能与测试集中打哈欠样本形态较集中有关：一旦嘴部张开幅度明显，模型较容易召回该目标；同时，Precision偏低说明模型也会把普通张嘴、说话或局部遮挡误判为Yawn。因此，高Recall并不意味着Yawn类别已经完全可靠，还需要结合Precision和混淆矩阵综合判断。</w:t>
+      </w:r>
+      <w:r/>
+      <w:r/>
       <w:proofErr w:type="spellStart"/>
-      <w:r>
-        <w:t>Eyeclosed</w:t>
-      </w:r>
+      <w:r/>
       <w:proofErr w:type="spellEnd"/>
-      <w:r>
-        <w:t>类别</w:t>
-      </w:r>
-      <w:r>
-        <w:t>mAP50</w:t>
-      </w:r>
-      <w:r>
-        <w:t>达到</w:t>
-      </w:r>
-      <w:r>
-        <w:t>0.973</w:t>
-      </w:r>
-      <w:r>
-        <w:t>，检测效果最好；</w:t>
-      </w:r>
+      <w:r/>
+      <w:r/>
+      <w:r/>
+      <w:r/>
+      <w:r/>
       <w:proofErr w:type="spellStart"/>
-      <w:r>
-        <w:t>Eyeopen</w:t>
-      </w:r>
+      <w:r/>
       <w:proofErr w:type="spellEnd"/>
-      <w:r>
-        <w:t>类别</w:t>
-      </w:r>
-      <w:r>
-        <w:t>mAP50</w:t>
-      </w:r>
-      <w:r>
-        <w:t>为</w:t>
-      </w:r>
-      <w:r>
-        <w:t>0.839</w:t>
-      </w:r>
-      <w:r>
-        <w:t>，表现相对稳定；</w:t>
-      </w:r>
-      <w:r>
-        <w:t>Yawn</w:t>
-      </w:r>
-      <w:r>
-        <w:t>类别</w:t>
-      </w:r>
-      <w:r>
-        <w:t>mAP50</w:t>
-      </w:r>
-      <w:r>
-        <w:t>为</w:t>
-      </w:r>
-      <w:r>
-        <w:t>0.762</w:t>
-      </w:r>
-      <w:r>
-        <w:t>，低于眼部类别，但相比基线模型约</w:t>
-      </w:r>
-      <w:r>
-        <w:t>0.693</w:t>
-      </w:r>
-      <w:r>
-        <w:t>已有明显提高。</w:t>
-      </w:r>
-      <w:r>
-        <w:t>Yawn</w:t>
-      </w:r>
-      <w:r>
-        <w:t>类别样本数量只有</w:t>
-      </w:r>
-      <w:r>
-        <w:t>757</w:t>
-      </w:r>
-      <w:r>
-        <w:t>个，少于</w:t>
-      </w:r>
+      <w:r/>
+      <w:r/>
+      <w:r/>
+      <w:r/>
+      <w:r/>
+      <w:r/>
+      <w:r/>
+      <w:r/>
+      <w:r/>
+      <w:r/>
+      <w:r/>
+      <w:r/>
+      <w:r/>
+      <w:r/>
+      <w:r/>
+      <w:r/>
+      <w:r/>
       <w:proofErr w:type="spellStart"/>
-      <w:r>
-        <w:t>Eyeclosed</w:t>
-      </w:r>
+      <w:r/>
       <w:proofErr w:type="spellEnd"/>
-      <w:r>
-        <w:t>和</w:t>
-      </w:r>
+      <w:r/>
       <w:proofErr w:type="spellStart"/>
-      <w:r>
-        <w:t>Eyeopen</w:t>
-      </w:r>
+      <w:r/>
       <w:proofErr w:type="spellEnd"/>
-      <w:r>
-        <w:t>，但</w:t>
-      </w:r>
-      <w:r>
-        <w:t>Recall</w:t>
-      </w:r>
-      <w:r>
-        <w:t>较高，可能与测试集中打哈欠样本形态较集中有关：一旦嘴部张开幅度明显，模型较容易召回该目标；同时，</w:t>
-      </w:r>
-      <w:r>
-        <w:t>Precision</w:t>
-      </w:r>
-      <w:r>
-        <w:t>偏低说明模型也会把普通张嘴、说话或局部遮挡误判为</w:t>
-      </w:r>
-      <w:r>
-        <w:t>Yawn</w:t>
-      </w:r>
-      <w:r>
-        <w:t>。因此，高</w:t>
-      </w:r>
-      <w:r>
-        <w:t>Recall</w:t>
-      </w:r>
-      <w:r>
-        <w:t>并不意味着</w:t>
-      </w:r>
-      <w:r>
-        <w:t>Yawn</w:t>
-      </w:r>
-      <w:r>
-        <w:t>类别已经完全可靠，还需要结合</w:t>
-      </w:r>
-      <w:r>
-        <w:t>Precision</w:t>
-      </w:r>
-      <w:r>
-        <w:t>和混淆矩阵综合判断。</w:t>
-      </w:r>
+      <w:r/>
+      <w:r/>
+      <w:r/>
+      <w:r/>
+      <w:r/>
+      <w:r/>
+      <w:r/>
+      <w:r/>
+      <w:r/>
+      <w:r/>
+      <w:r/>
+      <w:r/>
+      <w:r/>
     </w:p>
     <w:p>
       <w:pPr>
@@ -15099,42 +14798,22 @@
         <w:spacing w:after="80"/>
       </w:pPr>
       <w:r>
-        <w:t>混淆矩阵可以很好地反映各个类别误判、漏判的关系，</w:t>
-      </w:r>
-      <w:r>
-        <w:t>CBAM</w:t>
-      </w:r>
-      <w:r>
-        <w:t>模型混淆矩阵如图</w:t>
-      </w:r>
-      <w:r>
-        <w:t xml:space="preserve"> 5-5 </w:t>
-      </w:r>
-      <w:r>
-        <w:t>所示。</w:t>
-      </w:r>
+        <w:t>混淆矩阵可以很好地反映各个类别误判、漏判的关系，CBAM模型混淆矩阵如图5-5所示。Eyeclosed和Eyeopen都属于眼部附近目标，两者在低分辨率、眼镜遮挡或者眼睛半闭时容易混淆。Yawn类别主要受到嘴部张开幅度、面部角度和遮挡影响。通过混淆矩阵分析可知，后续若要提高模型性能，需要增加打哈欠和复杂姿态样本。</w:t>
+      </w:r>
+      <w:r/>
+      <w:r/>
+      <w:r/>
+      <w:r/>
       <w:proofErr w:type="spellStart"/>
-      <w:r>
-        <w:t>Eyeclosed</w:t>
-      </w:r>
+      <w:r/>
       <w:proofErr w:type="spellEnd"/>
-      <w:r>
-        <w:t>和</w:t>
-      </w:r>
+      <w:r/>
       <w:proofErr w:type="spellStart"/>
-      <w:r>
-        <w:t>Eyeopen</w:t>
-      </w:r>
+      <w:r/>
       <w:proofErr w:type="spellEnd"/>
-      <w:r>
-        <w:t>都属于眼部附近目标，两者在低分辨率、眼镜遮挡或者眼睛半闭时容易混淆。</w:t>
-      </w:r>
-      <w:r>
-        <w:t>Yawn</w:t>
-      </w:r>
-      <w:r>
-        <w:t>类别主要受到嘴部张开幅度、面部角度和遮挡影响。通过混淆矩阵分析可知，后续若要提高模型性能，需要增加打哈欠和复杂姿态样本。</w:t>
-      </w:r>
+      <w:r/>
+      <w:r/>
+      <w:r/>
     </w:p>
     <w:p>
       <w:pPr>
@@ -15212,32 +14891,16 @@
         <w:pStyle w:val="QHB"/>
       </w:pPr>
       <w:r>
-        <w:t>系统演示结果如图</w:t>
-      </w:r>
-      <w:r>
-        <w:t xml:space="preserve"> 5-6</w:t>
-      </w:r>
-      <w:r>
-        <w:t>、图</w:t>
-      </w:r>
-      <w:r>
-        <w:t xml:space="preserve"> 5-7 </w:t>
-      </w:r>
-      <w:r>
-        <w:t>和图</w:t>
-      </w:r>
-      <w:r>
-        <w:t xml:space="preserve"> 5-8 </w:t>
-      </w:r>
-      <w:r>
-        <w:t>所示。这三组结果分别对应单张图片检测、桌面界面打哈欠检测和完整检测结果展示，用于验证模型权重是否能够从训练环境迁移到本地</w:t>
-      </w:r>
-      <w:r>
-        <w:t>Windows</w:t>
-      </w:r>
-      <w:r>
-        <w:t>演示环境。</w:t>
-      </w:r>
+        <w:t>系统演示结果如图5-6、图5-7和图5-8所示。这三组结果分别对应单张图片检测、桌面界面打哈欠检测和完整检测结果展示，用于验证模型权重是否能够从训练环境迁移到本地Windows演示环境。</w:t>
+      </w:r>
+      <w:r/>
+      <w:r/>
+      <w:r/>
+      <w:r/>
+      <w:r/>
+      <w:r/>
+      <w:r/>
+      <w:r/>
     </w:p>
     <w:p>
       <w:pPr>
@@ -15658,36 +15321,20 @@
         <w:spacing w:after="80"/>
       </w:pPr>
       <w:r>
-        <w:t>系统总体架构如图</w:t>
-      </w:r>
-      <w:r>
-        <w:t xml:space="preserve"> 6-1 </w:t>
-      </w:r>
-      <w:r>
-        <w:t>所示。系统输入层接收图片、视频或摄像头帧；预处理</w:t>
-      </w:r>
+        <w:t>系统总体架构如图6-1所示。系统输入层接收图片、视频或摄像头帧；预处理层完成尺寸缩放、归一化和填充；模型推理层加载YOLOv8n+CBAM权重并输出检测框、类别和置信度；疲劳判定层根据滑动窗口内闭眼比例和打哈欠次数输出正常、疑似疲劳或疲劳状态；界面展示层负责绘制结果、显示状态、保存截图和记录日志。</w:t>
+      </w:r>
+      <w:r/>
+      <w:r/>
       <w:proofErr w:type="gramStart"/>
-      <w:r>
-        <w:t>层完成</w:t>
-      </w:r>
+      <w:r/>
       <w:proofErr w:type="gramEnd"/>
-      <w:r>
-        <w:t>尺寸缩放、归一化和填充；模型推理层加载</w:t>
-      </w:r>
-      <w:r>
-        <w:t>YOLOv8n+CBAM</w:t>
-      </w:r>
-      <w:r>
-        <w:t>权重并输出检测框、类别和置信度；疲劳判定层根据滑动窗口内闭眼比例和打哈欠次数输出正常、疑似疲劳或疲劳状态；界面展示</w:t>
-      </w:r>
+      <w:r/>
+      <w:r/>
+      <w:r/>
       <w:proofErr w:type="gramStart"/>
-      <w:r>
-        <w:t>层负责</w:t>
-      </w:r>
+      <w:r/>
       <w:proofErr w:type="gramEnd"/>
-      <w:r>
-        <w:t>绘制结果、显示状态、保存截图和记录日志。</w:t>
-      </w:r>
+      <w:r/>
     </w:p>
     <w:p>
       <w:pPr>
@@ -15731,22 +15378,14 @@
         <w:spacing w:after="80"/>
       </w:pPr>
       <w:r>
-        <w:t>该架构体现出算法模块和界面模块的解耦。模型训练模块负责生成权重，推理检测模块负责处理输入帧，疲劳判定模块把检测结果转换为状态提示，桌面演示模块负责用户</w:t>
+        <w:t>该架构体现出算法模块和界面模块的解耦。模型训练模块负责生成权重，推理检测模块负责处理输入帧，疲劳判定模块把检测结果转换为状态提示，桌面演示模块负责用户交互和结果展示。模块化设计便于后续替换模型权重、调整疲劳阈值、扩展输入方式或增加报警策略。系统功能模块划分如表6-1所示。</w:t>
       </w:r>
       <w:proofErr w:type="gramStart"/>
-      <w:r>
-        <w:t>交互和</w:t>
-      </w:r>
+      <w:r/>
       <w:proofErr w:type="gramEnd"/>
-      <w:r>
-        <w:t>结果展示。模块化设计便于后续替换模型权重、调整疲劳阈值、扩展输入方式或增加报警策略。系统功能模块划分如表</w:t>
-      </w:r>
-      <w:r>
-        <w:t xml:space="preserve"> 6-1 </w:t>
-      </w:r>
-      <w:r>
-        <w:t>所示。</w:t>
-      </w:r>
+      <w:r/>
+      <w:r/>
+      <w:r/>
     </w:p>
     <w:p>
       <w:pPr>
@@ -16751,32 +16390,16 @@
         <w:spacing w:after="80"/>
       </w:pPr>
       <w:r>
-        <w:t>功能测试围绕模型加载、图片检测、视频检测、疲劳状态显示、截图保存、日志记录和摄像头接口展开，结果如表</w:t>
-      </w:r>
-      <w:r>
-        <w:t xml:space="preserve"> 6-2 </w:t>
-      </w:r>
-      <w:r>
-        <w:t>所示。测试结果表明，模型加载、图片检测、视频检测、疲劳状态显示、日志记录和截图保存均能完成。摄像头输入功能已经保留接口，但受本机硬件和测试环境限制，没有完成稳定实机验证，因此在表</w:t>
-      </w:r>
-      <w:r>
-        <w:t>6-2</w:t>
-      </w:r>
-      <w:r>
-        <w:t>中标记为</w:t>
-      </w:r>
-      <w:r>
-        <w:t>“</w:t>
-      </w:r>
-      <w:r>
-        <w:t>接口保留，待实机验证</w:t>
-      </w:r>
-      <w:r>
-        <w:t>”</w:t>
-      </w:r>
-      <w:r>
-        <w:t>，不再表述为已经完全通过。</w:t>
-      </w:r>
+        <w:t>功能测试围绕模型加载、图片检测、视频检测、疲劳状态显示、截图保存、日志记录和摄像头接口展开，结果如表6-2所示。测试结果表明，模型加载、图片检测、视频检测、疲劳状态显示、日志记录和截图保存均能完成。摄像头输入功能已经保留接口，但受本机硬件和测试环境限制，没有完成稳定实机验证，因此在表6-2中标记为“接口保留，待实机验证”，不再表述为已经完全通过。</w:t>
+      </w:r>
+      <w:r/>
+      <w:r/>
+      <w:r/>
+      <w:r/>
+      <w:r/>
+      <w:r/>
+      <w:r/>
+      <w:r/>
     </w:p>
     <w:p>
       <w:pPr>
